--- a/Seminario de Sistemas/Clases/Clase 2 - Ciclos de vida/Taller Estudiante Clase 2 - Ingeniería de Requisitos.docx
+++ b/Seminario de Sistemas/Clases/Clase 2 - Ciclos de vida/Taller Estudiante Clase 2 - Ingeniería de Requisitos.docx
@@ -679,7 +679,7 @@
           <w:color w:val="1f1f1f"/>
           <w:rtl w:val="0"/>
         </w:rPr>
-        <w:t xml:space="preserve">Sube tu archivo con formato Markdown (.md) al Campus Virtual en la sección de la Clase 1.</w:t>
+        <w:t>Sube tu archivo con formato Markdown (.md) al ExamLab en la sección de la Clase 1.</w:t>
       </w:r>
     </w:p>
     <w:sectPr>
